--- a/documentation/BTech_Project_Monthly_Progress_Report_September_2026.docx
+++ b/documentation/BTech_Project_Monthly_Progress_Report_September_2026.docx
@@ -49,7 +49,7 @@
     </w:p>
     <w:p>
       <w:pPr>
-        <w:spacing w:after="320" w:before="0" w:line="276" w:lineRule="auto"/>
+        <w:spacing w:after="160" w:before="0" w:line="276" w:lineRule="auto"/>
         <w:jc w:val="center"/>
       </w:pPr>
       <w:r>
@@ -64,7 +64,22 @@
     </w:p>
     <w:p>
       <w:pPr>
-        <w:spacing w:after="200" w:before="0" w:line="276" w:lineRule="auto"/>
+        <w:spacing w:after="320" w:before="0" w:line="276" w:lineRule="auto"/>
+        <w:jc w:val="center"/>
+      </w:pPr>
+      <w:r>
+        <w:rPr>
+          <w:rFonts w:ascii="Times New Roman" w:hAnsi="Times New Roman" w:eastAsia="Times New Roman"/>
+          <w:b/>
+          <w:i w:val="0"/>
+          <w:sz w:val="24"/>
+        </w:rPr>
+        <w:t>Semester VII  |  B.Tech. (Artificial Intelligence and Machine Learning)</w:t>
+      </w:r>
+    </w:p>
+    <w:p>
+      <w:pPr>
+        <w:spacing w:after="160" w:before="0" w:line="276" w:lineRule="auto"/>
         <w:jc w:val="center"/>
       </w:pPr>
       <w:r>
@@ -77,102 +92,39 @@
         <w:t>Under the Guidance of</w:t>
       </w:r>
     </w:p>
-    <w:tbl>
-      <w:tblPr>
-        <w:tblW w:type="auto" w:w="0"/>
-        <w:jc w:val="center"/>
-        <w:tblLook w:firstColumn="1" w:firstRow="1" w:lastColumn="0" w:lastRow="0" w:noHBand="0" w:noVBand="1" w:val="04A0"/>
-      </w:tblPr>
-      <w:tblGrid>
-        <w:gridCol w:w="4734"/>
-        <w:gridCol w:w="4734"/>
-      </w:tblGrid>
-      <w:tr>
-        <w:tc>
-          <w:tcPr>
-            <w:tcW w:type="dxa" w:w="4734"/>
-          </w:tcPr>
-          <w:p>
-            <w:pPr>
-              <w:jc w:val="center"/>
-            </w:pPr>
-            <w:r/>
-            <w:r>
-              <w:rPr>
-                <w:rFonts w:ascii="Times New Roman" w:hAnsi="Times New Roman" w:eastAsia="Times New Roman"/>
-                <w:b/>
-                <w:i w:val="0"/>
-                <w:sz w:val="24"/>
-              </w:rPr>
-              <w:t>Dr. Sheetal Borhade</w:t>
-            </w:r>
-          </w:p>
-        </w:tc>
-        <w:tc>
-          <w:tcPr>
-            <w:tcW w:type="dxa" w:w="4734"/>
-          </w:tcPr>
-          <w:p>
-            <w:pPr>
-              <w:jc w:val="center"/>
-            </w:pPr>
-            <w:r/>
-            <w:r>
-              <w:rPr>
-                <w:rFonts w:ascii="Times New Roman" w:hAnsi="Times New Roman" w:eastAsia="Times New Roman"/>
-                <w:b/>
-                <w:i w:val="0"/>
-                <w:sz w:val="24"/>
-              </w:rPr>
-              <w:t>Dr. Zulfikar Ali Ansari</w:t>
-            </w:r>
-          </w:p>
-        </w:tc>
-      </w:tr>
-      <w:tr>
-        <w:tc>
-          <w:tcPr>
-            <w:tcW w:type="dxa" w:w="4734"/>
-          </w:tcPr>
-          <w:p>
-            <w:pPr>
-              <w:jc w:val="center"/>
-            </w:pPr>
-            <w:r>
-              <w:rPr>
-                <w:rFonts w:ascii="Times New Roman" w:hAnsi="Times New Roman" w:eastAsia="Times New Roman"/>
-                <w:b w:val="0"/>
-                <w:i/>
-                <w:sz w:val="20"/>
-              </w:rPr>
-              <w:t>(Name &amp; sign of the Co-guide)</w:t>
-            </w:r>
-          </w:p>
-        </w:tc>
-        <w:tc>
-          <w:tcPr>
-            <w:tcW w:type="dxa" w:w="4734"/>
-          </w:tcPr>
-          <w:p>
-            <w:pPr>
-              <w:jc w:val="center"/>
-            </w:pPr>
-            <w:r>
-              <w:rPr>
-                <w:rFonts w:ascii="Times New Roman" w:hAnsi="Times New Roman" w:eastAsia="Times New Roman"/>
-                <w:b w:val="0"/>
-                <w:i/>
-                <w:sz w:val="20"/>
-              </w:rPr>
-              <w:t>(Name &amp; sign of the Guide)</w:t>
-            </w:r>
-          </w:p>
-        </w:tc>
-      </w:tr>
-    </w:tbl>
     <w:p>
       <w:pPr>
-        <w:spacing w:after="160" w:before="360" w:line="276" w:lineRule="auto"/>
+        <w:spacing w:after="40" w:before="0" w:line="276" w:lineRule="auto"/>
+        <w:jc w:val="center"/>
+      </w:pPr>
+      <w:r>
+        <w:rPr>
+          <w:rFonts w:ascii="Times New Roman" w:hAnsi="Times New Roman" w:eastAsia="Times New Roman"/>
+          <w:b/>
+          <w:i w:val="0"/>
+          <w:sz w:val="28"/>
+        </w:rPr>
+        <w:t>Dr. Nivedita Mishra</w:t>
+      </w:r>
+    </w:p>
+    <w:p>
+      <w:pPr>
+        <w:spacing w:after="280" w:before="0" w:line="276" w:lineRule="auto"/>
+        <w:jc w:val="center"/>
+      </w:pPr>
+      <w:r>
+        <w:rPr>
+          <w:rFonts w:ascii="Times New Roman" w:hAnsi="Times New Roman" w:eastAsia="Times New Roman"/>
+          <w:b w:val="0"/>
+          <w:i/>
+          <w:sz w:val="22"/>
+        </w:rPr>
+        <w:t>(Internal Guide)</w:t>
+      </w:r>
+    </w:p>
+    <w:p>
+      <w:pPr>
+        <w:spacing w:after="160" w:before="160" w:line="276" w:lineRule="auto"/>
         <w:jc w:val="center"/>
       </w:pPr>
       <w:r>
@@ -193,13 +145,42 @@
         <w:tblLook w:firstColumn="1" w:firstRow="1" w:lastColumn="0" w:lastRow="0" w:noHBand="0" w:noVBand="1" w:val="04A0"/>
       </w:tblPr>
       <w:tblGrid>
-        <w:gridCol w:w="4734"/>
-        <w:gridCol w:w="4734"/>
+        <w:gridCol w:w="3156"/>
+        <w:gridCol w:w="3156"/>
+        <w:gridCol w:w="3156"/>
       </w:tblGrid>
       <w:tr>
         <w:tc>
           <w:tcPr>
-            <w:tcW w:type="dxa" w:w="5102"/>
+            <w:tcW w:type="dxa" w:w="1417"/>
+            <w:shd w:fill="1F4E79" w:val="clear"/>
+            <w:tcBorders>
+              <w:top w:val="single" w:sz="4" w:space="0" w:color="000000"/>
+              <w:left w:val="single" w:sz="4" w:space="0" w:color="000000"/>
+              <w:bottom w:val="single" w:sz="4" w:space="0" w:color="000000"/>
+              <w:right w:val="single" w:sz="4" w:space="0" w:color="000000"/>
+            </w:tcBorders>
+          </w:tcPr>
+          <w:p>
+            <w:pPr>
+              <w:jc w:val="center"/>
+            </w:pPr>
+            <w:r/>
+            <w:r>
+              <w:rPr>
+                <w:rFonts w:ascii="Times New Roman" w:hAnsi="Times New Roman" w:eastAsia="Times New Roman"/>
+                <w:b/>
+                <w:i w:val="0"/>
+                <w:color w:val="FFFFFF"/>
+                <w:sz w:val="22"/>
+              </w:rPr>
+              <w:t>Sr. No.</w:t>
+            </w:r>
+          </w:p>
+        </w:tc>
+        <w:tc>
+          <w:tcPr>
+            <w:tcW w:type="dxa" w:w="4252"/>
             <w:shd w:fill="1F4E79" w:val="clear"/>
             <w:tcBorders>
               <w:top w:val="single" w:sz="4" w:space="0" w:color="000000"/>
@@ -227,7 +208,7 @@
         </w:tc>
         <w:tc>
           <w:tcPr>
-            <w:tcW w:type="dxa" w:w="3969"/>
+            <w:tcW w:type="dxa" w:w="3402"/>
             <w:shd w:fill="1F4E79" w:val="clear"/>
             <w:tcBorders>
               <w:top w:val="single" w:sz="4" w:space="0" w:color="000000"/>
@@ -257,7 +238,34 @@
       <w:tr>
         <w:tc>
           <w:tcPr>
-            <w:tcW w:type="dxa" w:w="5102"/>
+            <w:tcW w:type="dxa" w:w="1417"/>
+            <w:shd w:fill="F2F2F2" w:val="clear"/>
+            <w:tcBorders>
+              <w:top w:val="single" w:sz="4" w:space="0" w:color="000000"/>
+              <w:left w:val="single" w:sz="4" w:space="0" w:color="000000"/>
+              <w:bottom w:val="single" w:sz="4" w:space="0" w:color="000000"/>
+              <w:right w:val="single" w:sz="4" w:space="0" w:color="000000"/>
+            </w:tcBorders>
+          </w:tcPr>
+          <w:p>
+            <w:pPr>
+              <w:jc w:val="left"/>
+            </w:pPr>
+            <w:r/>
+            <w:r>
+              <w:rPr>
+                <w:rFonts w:ascii="Times New Roman" w:hAnsi="Times New Roman" w:eastAsia="Times New Roman"/>
+                <w:b w:val="0"/>
+                <w:i w:val="0"/>
+                <w:sz w:val="22"/>
+              </w:rPr>
+              <w:t>1</w:t>
+            </w:r>
+          </w:p>
+        </w:tc>
+        <w:tc>
+          <w:tcPr>
+            <w:tcW w:type="dxa" w:w="4252"/>
             <w:shd w:fill="F2F2F2" w:val="clear"/>
             <w:tcBorders>
               <w:top w:val="single" w:sz="4" w:space="0" w:color="000000"/>
@@ -284,7 +292,7 @@
         </w:tc>
         <w:tc>
           <w:tcPr>
-            <w:tcW w:type="dxa" w:w="3969"/>
+            <w:tcW w:type="dxa" w:w="3402"/>
             <w:shd w:fill="F2F2F2" w:val="clear"/>
             <w:tcBorders>
               <w:top w:val="single" w:sz="4" w:space="0" w:color="000000"/>
@@ -313,7 +321,34 @@
       <w:tr>
         <w:tc>
           <w:tcPr>
-            <w:tcW w:type="dxa" w:w="5102"/>
+            <w:tcW w:type="dxa" w:w="1417"/>
+            <w:shd w:fill="FFFFFF" w:val="clear"/>
+            <w:tcBorders>
+              <w:top w:val="single" w:sz="4" w:space="0" w:color="000000"/>
+              <w:left w:val="single" w:sz="4" w:space="0" w:color="000000"/>
+              <w:bottom w:val="single" w:sz="4" w:space="0" w:color="000000"/>
+              <w:right w:val="single" w:sz="4" w:space="0" w:color="000000"/>
+            </w:tcBorders>
+          </w:tcPr>
+          <w:p>
+            <w:pPr>
+              <w:jc w:val="left"/>
+            </w:pPr>
+            <w:r/>
+            <w:r>
+              <w:rPr>
+                <w:rFonts w:ascii="Times New Roman" w:hAnsi="Times New Roman" w:eastAsia="Times New Roman"/>
+                <w:b w:val="0"/>
+                <w:i w:val="0"/>
+                <w:sz w:val="22"/>
+              </w:rPr>
+              <w:t>2</w:t>
+            </w:r>
+          </w:p>
+        </w:tc>
+        <w:tc>
+          <w:tcPr>
+            <w:tcW w:type="dxa" w:w="4252"/>
             <w:shd w:fill="FFFFFF" w:val="clear"/>
             <w:tcBorders>
               <w:top w:val="single" w:sz="4" w:space="0" w:color="000000"/>
@@ -340,7 +375,7 @@
         </w:tc>
         <w:tc>
           <w:tcPr>
-            <w:tcW w:type="dxa" w:w="3969"/>
+            <w:tcW w:type="dxa" w:w="3402"/>
             <w:shd w:fill="FFFFFF" w:val="clear"/>
             <w:tcBorders>
               <w:top w:val="single" w:sz="4" w:space="0" w:color="000000"/>
@@ -369,7 +404,34 @@
       <w:tr>
         <w:tc>
           <w:tcPr>
-            <w:tcW w:type="dxa" w:w="5102"/>
+            <w:tcW w:type="dxa" w:w="1417"/>
+            <w:shd w:fill="F2F2F2" w:val="clear"/>
+            <w:tcBorders>
+              <w:top w:val="single" w:sz="4" w:space="0" w:color="000000"/>
+              <w:left w:val="single" w:sz="4" w:space="0" w:color="000000"/>
+              <w:bottom w:val="single" w:sz="4" w:space="0" w:color="000000"/>
+              <w:right w:val="single" w:sz="4" w:space="0" w:color="000000"/>
+            </w:tcBorders>
+          </w:tcPr>
+          <w:p>
+            <w:pPr>
+              <w:jc w:val="left"/>
+            </w:pPr>
+            <w:r/>
+            <w:r>
+              <w:rPr>
+                <w:rFonts w:ascii="Times New Roman" w:hAnsi="Times New Roman" w:eastAsia="Times New Roman"/>
+                <w:b w:val="0"/>
+                <w:i w:val="0"/>
+                <w:sz w:val="22"/>
+              </w:rPr>
+              <w:t>3</w:t>
+            </w:r>
+          </w:p>
+        </w:tc>
+        <w:tc>
+          <w:tcPr>
+            <w:tcW w:type="dxa" w:w="4252"/>
             <w:shd w:fill="F2F2F2" w:val="clear"/>
             <w:tcBorders>
               <w:top w:val="single" w:sz="4" w:space="0" w:color="000000"/>
@@ -396,7 +458,7 @@
         </w:tc>
         <w:tc>
           <w:tcPr>
-            <w:tcW w:type="dxa" w:w="3969"/>
+            <w:tcW w:type="dxa" w:w="3402"/>
             <w:shd w:fill="F2F2F2" w:val="clear"/>
             <w:tcBorders>
               <w:top w:val="single" w:sz="4" w:space="0" w:color="000000"/>
@@ -417,7 +479,7 @@
                 <w:i w:val="0"/>
                 <w:sz w:val="22"/>
               </w:rPr>
-              <w:t>________________</w:t>
+              <w:t>23070126059</w:t>
             </w:r>
           </w:p>
         </w:tc>
@@ -425,7 +487,7 @@
       <w:tr>
         <w:tc>
           <w:tcPr>
-            <w:tcW w:type="dxa" w:w="5102"/>
+            <w:tcW w:type="dxa" w:w="1417"/>
             <w:shd w:fill="FFFFFF" w:val="clear"/>
             <w:tcBorders>
               <w:top w:val="single" w:sz="4" w:space="0" w:color="000000"/>
@@ -446,13 +508,13 @@
                 <w:i w:val="0"/>
                 <w:sz w:val="22"/>
               </w:rPr>
-              <w:t>Akhil</w:t>
+              <w:t>4</w:t>
             </w:r>
           </w:p>
         </w:tc>
         <w:tc>
           <w:tcPr>
-            <w:tcW w:type="dxa" w:w="3969"/>
+            <w:tcW w:type="dxa" w:w="4252"/>
             <w:shd w:fill="FFFFFF" w:val="clear"/>
             <w:tcBorders>
               <w:top w:val="single" w:sz="4" w:space="0" w:color="000000"/>
@@ -473,7 +535,34 @@
                 <w:i w:val="0"/>
                 <w:sz w:val="22"/>
               </w:rPr>
-              <w:t>________________</w:t>
+              <w:t>Akhil Chivukula</w:t>
+            </w:r>
+          </w:p>
+        </w:tc>
+        <w:tc>
+          <w:tcPr>
+            <w:tcW w:type="dxa" w:w="3402"/>
+            <w:shd w:fill="FFFFFF" w:val="clear"/>
+            <w:tcBorders>
+              <w:top w:val="single" w:sz="4" w:space="0" w:color="000000"/>
+              <w:left w:val="single" w:sz="4" w:space="0" w:color="000000"/>
+              <w:bottom w:val="single" w:sz="4" w:space="0" w:color="000000"/>
+              <w:right w:val="single" w:sz="4" w:space="0" w:color="000000"/>
+            </w:tcBorders>
+          </w:tcPr>
+          <w:p>
+            <w:pPr>
+              <w:jc w:val="left"/>
+            </w:pPr>
+            <w:r/>
+            <w:r>
+              <w:rPr>
+                <w:rFonts w:ascii="Times New Roman" w:hAnsi="Times New Roman" w:eastAsia="Times New Roman"/>
+                <w:b w:val="0"/>
+                <w:i w:val="0"/>
+                <w:sz w:val="22"/>
+              </w:rPr>
+              <w:t>26070126009</w:t>
             </w:r>
           </w:p>
         </w:tc>
@@ -481,22 +570,7 @@
     </w:tbl>
     <w:p>
       <w:pPr>
-        <w:spacing w:after="320" w:before="120" w:line="276" w:lineRule="auto"/>
-        <w:jc w:val="center"/>
-      </w:pPr>
-      <w:r>
-        <w:rPr>
-          <w:rFonts w:ascii="Times New Roman" w:hAnsi="Times New Roman" w:eastAsia="Times New Roman"/>
-          <w:b w:val="0"/>
-          <w:i/>
-          <w:sz w:val="20"/>
-        </w:rPr>
-        <w:t>Khurinji Malar and Akhil: fill PRN before final upload.</w:t>
-      </w:r>
-    </w:p>
-    <w:p>
-      <w:pPr>
-        <w:spacing w:after="80" w:before="200" w:line="276" w:lineRule="auto"/>
+        <w:spacing w:after="80" w:before="360" w:line="276" w:lineRule="auto"/>
         <w:jc w:val="center"/>
       </w:pPr>
       <w:r>
@@ -2409,7 +2483,7 @@
               </w:rPr>
               <w:t>Khurinji Malar</w:t>
               <w:br/>
-              <w:t>PRN ________</w:t>
+              <w:t>PRN 23070126059</w:t>
             </w:r>
           </w:p>
         </w:tc>
@@ -2492,9 +2566,9 @@
                 <w:i w:val="0"/>
                 <w:sz w:val="18"/>
               </w:rPr>
-              <w:t>Akhil</w:t>
+              <w:t>Akhil Chivukula</w:t>
               <w:br/>
-              <w:t>PRN ________</w:t>
+              <w:t>PRN 26070126009</w:t>
             </w:r>
           </w:p>
         </w:tc>
@@ -2615,7 +2689,7 @@
           <w:i w:val="0"/>
           <w:sz w:val="24"/>
         </w:rPr>
-        <w:t>Our group is working on a controlled prototype for the Multimodal AI course / B.Tech. project. The task is binary: decide whether a post is REAL or FAKE using the image and the caption. REAL samples use a caption that matches the image. FAKE samples use a sensational caption, an image–text mismatch, or both. Five models are compared: image-only CNN, text-only BiGRU, early fusion, late fusion and hybrid fusion.</w:t>
+        <w:t>Our group is working on this as the Semester VII B.Tech. project in AIML, under the internal guidance of Dr. Nivedita Mishra. The task is binary: decide whether a post is REAL or FAKE using the image and the caption. REAL samples use a caption that matches the image. FAKE samples use a sensational caption, an image–text mismatch, or both. Five models are compared: image-only CNN, text-only BiGRU, early fusion, late fusion and hybrid fusion.</w:t>
       </w:r>
     </w:p>
     <w:p>
@@ -9545,7 +9619,7 @@
           <w:i w:val="0"/>
           <w:sz w:val="24"/>
         </w:rPr>
-        <w:t>Sukhada Dhingra _____________     Dipti Kothari _____________</w:t>
+        <w:t>Sukhada Dhingra (24070126505) _____________     Dipti Kothari (23070126040) _____________</w:t>
       </w:r>
     </w:p>
     <w:p>
@@ -9560,7 +9634,7 @@
           <w:i w:val="0"/>
           <w:sz w:val="24"/>
         </w:rPr>
-        <w:t>Khurinji Malar _____________     Akhil _____________</w:t>
+        <w:t>Khurinji Malar (23070126059) _____________     Akhil Chivukula (26070126009) _____________</w:t>
       </w:r>
     </w:p>
     <w:sectPr>
